--- a/de/wisdom-stories/hayats-life-story.docx
+++ b/de/wisdom-stories/hayats-life-story.docx
@@ -1078,7 +1078,7 @@
         <w:rPr>
           <w:lang/>
         </w:rPr>
-        <w:t xml:space="preserve"> Keine Tradition und keine Vorstellung von „Ehre“ rechtfertigen Gewalt oder das Recht, einem Kind seine Zukunft zu nehmen. Kinder gehören in ein sicheres Zuhause und in die Schule, nicht in eine Zwangsehe. Wer um Hilfe bittet, braucht Schutz statt Verurteilung.</w:t>
+        <w:t xml:space="preserve"> Keine Tradition und keine Vorstellung von „Ehre“ rechtfertigen es, Gewalt auszuüben oder einem Kind seine Zukunft zu nehmen. Kinder gehören in ein sicheres Zuhause und in die Schule, nicht in eine Zwangsehe. Wer um Hilfe bittet, braucht Schutz statt Verurteilung.</w:t>
       </w:r>
     </w:p>
     <w:p>
